--- a/templates/QUALITY_TEMPLATE_DEP_NC.docx
+++ b/templates/QUALITY_TEMPLATE_DEP_NC.docx
@@ -1883,7 +1883,7 @@
                 <w:szCs w:val="20"/>
                 <w:lang w:val="fr-FR"/>
               </w:rPr>
-              <w:t>{{</w:t>
+              <w:t>{{evidence_link}}</w:t>
             </w:r>
             <w:proofErr w:type="spellStart"/>
             <w:r>
@@ -1892,7 +1892,7 @@
                 <w:szCs w:val="20"/>
                 <w:lang w:val="fr-FR"/>
               </w:rPr>
-              <w:t>evidence</w:t>
+              <w:t/>
             </w:r>
             <w:r>
               <w:rPr>
@@ -1900,7 +1900,7 @@
                 <w:szCs w:val="20"/>
                 <w:lang w:val="fr-FR"/>
               </w:rPr>
-              <w:t>_image</w:t>
+              <w:t/>
             </w:r>
             <w:proofErr w:type="spellEnd"/>
             <w:r>
@@ -1909,7 +1909,7 @@
                 <w:szCs w:val="20"/>
                 <w:lang w:val="fr-FR"/>
               </w:rPr>
-              <w:t>}}</w:t>
+              <w:t/>
             </w:r>
             <w:r>
               <w:rPr>
